--- a/WPA_Submission/docs/08_แบบประเมินพัฒนาการรายบุคคล_AI_to_ESP32.docx
+++ b/WPA_Submission/docs/08_แบบประเมินพัฒนาการรายบุคคล_AI_to_ESP32.docx
@@ -2,7 +2,7 @@
 <file path=word/document.xml><?xml version="1.0" encoding="utf-8"?>
 <w:document xmlns:w="http://schemas.openxmlformats.org/wordprocessingml/2006/main" xmlns:m="http://schemas.openxmlformats.org/officeDocument/2006/math" xmlns:r="http://schemas.openxmlformats.org/officeDocument/2006/relationships" xmlns:o="urn:schemas-microsoft-com:office:office" xmlns:v="urn:schemas-microsoft-com:vml" xmlns:w10="urn:schemas-microsoft-com:office:word" xmlns:a="http://schemas.openxmlformats.org/drawingml/2006/main" xmlns:pic="http://schemas.openxmlformats.org/drawingml/2006/picture" xmlns:wp="http://schemas.openxmlformats.org/drawingml/2006/wordprocessingDrawing">
   <w:body>
-    <w:bookmarkStart w:id="26" w:name="แบบประเมินพัฒนาการรายบุคคล"/>
+    <w:bookmarkStart w:id="27" w:name="แบบประเมินพัฒนาการรายบุคคล"/>
     <w:p>
       <w:pPr>
         <w:pStyle w:val="Heading1"/>
@@ -214,7 +214,7 @@
         <w:pStyle w:val="BlockText"/>
       </w:pPr>
       <w:r>
-        <w:t xml:space="preserve">Pre-test ใช้เพื่อวินิจฉัย ไม่คิดคะแนนผลสัมฤทธิ์</w:t>
+        <w:t xml:space="preserve">Pre-test ใช้วินิจฉัย ไม่คิดคะแนนผลสัมฤทธิ์</w:t>
       </w:r>
     </w:p>
     <w:p>
@@ -446,13 +446,13 @@
       </w:r>
     </w:p>
     <w:bookmarkEnd w:id="22"/>
-    <w:bookmarkStart w:id="23" w:name="X2009124a6e82c88ab4e7eea7ecd7686176a0824"/>
+    <w:bookmarkStart w:id="23" w:name="X9a0e22a485909d19c1cd5e5833334b2979da8cd"/>
     <w:p>
       <w:pPr>
         <w:pStyle w:val="Heading2"/>
       </w:pPr>
       <w:r>
-        <w:t xml:space="preserve">3. ความสามารถตามตัวชี้วัด</w:t>
+        <w:t xml:space="preserve">3. หลักฐาน Formative จากท้าย Explore</w:t>
       </w:r>
     </w:p>
     <w:p>
@@ -460,7 +460,102 @@
         <w:pStyle w:val="FirstParagraph"/>
       </w:pPr>
       <w:r>
-        <w:t xml:space="preserve">ให้ระดับ 1–4</w:t>
+        <w:t xml:space="preserve">คำตอบ Mentimeter เป็นคำตอบ</w:t>
+      </w:r>
+      <w:r>
+        <w:t xml:space="preserve"> </w:t>
+      </w:r>
+      <w:r>
+        <w:rPr>
+          <w:bCs/>
+          <w:b/>
+        </w:rPr>
+        <w:t xml:space="preserve">รายกลุ่ม</w:t>
+      </w:r>
+      <w:r>
+        <w:t xml:space="preserve"> </w:t>
+      </w:r>
+      <w:r>
+        <w:t xml:space="preserve">จึงไม่ใช้แทนคะแนนรายบุคคล แต่ใช้ประกอบการสังเกตพฤติกรรมและการสุ่มถาม</w:t>
+      </w:r>
+    </w:p>
+    <w:p>
+      <w:pPr>
+        <w:numPr>
+          <w:ilvl w:val="0"/>
+          <w:numId w:val="1001"/>
+        </w:numPr>
+        <w:pStyle w:val="Compact"/>
+      </w:pPr>
+      <w:r>
+        <w:t xml:space="preserve">☐ นักเรียนมีส่วนร่วมในการหารือก่อนส่ง Menti</w:t>
+      </w:r>
+    </w:p>
+    <w:p>
+      <w:pPr>
+        <w:numPr>
+          <w:ilvl w:val="0"/>
+          <w:numId w:val="1001"/>
+        </w:numPr>
+        <w:pStyle w:val="Compact"/>
+      </w:pPr>
+      <w:r>
+        <w:t xml:space="preserve">☐ อธิบายหลักฐานที่กลุ่มใช้ตอบ Q1 ได้</w:t>
+      </w:r>
+    </w:p>
+    <w:p>
+      <w:pPr>
+        <w:numPr>
+          <w:ilvl w:val="0"/>
+          <w:numId w:val="1001"/>
+        </w:numPr>
+        <w:pStyle w:val="Compact"/>
+      </w:pPr>
+      <w:r>
+        <w:t xml:space="preserve">☐ อธิบายเหตุผลของ Q2 ได้</w:t>
+      </w:r>
+    </w:p>
+    <w:p>
+      <w:pPr>
+        <w:numPr>
+          <w:ilvl w:val="0"/>
+          <w:numId w:val="1001"/>
+        </w:numPr>
+        <w:pStyle w:val="Compact"/>
+      </w:pPr>
+      <w:r>
+        <w:t xml:space="preserve">☐ หลัง Explain สามารถแก้/ขยายความคิดเดิมได้</w:t>
+      </w:r>
+    </w:p>
+    <w:p>
+      <w:pPr>
+        <w:pStyle w:val="FirstParagraph"/>
+      </w:pPr>
+      <w:r>
+        <w:t xml:space="preserve">บันทึกย่อ:</w:t>
+      </w:r>
+      <w:r>
+        <w:br/>
+      </w:r>
+      <w:r>
+        <w:t xml:space="preserve">....................................................................................</w:t>
+      </w:r>
+    </w:p>
+    <w:p>
+      <w:r>
+        <w:pict>
+          <v:rect style="width:0;height:1.5pt" o:hralign="center" o:hrstd="t" o:hr="t"/>
+        </w:pict>
+      </w:r>
+    </w:p>
+    <w:bookmarkEnd w:id="23"/>
+    <w:bookmarkStart w:id="24" w:name="X572b45dc5ac25c87359194d693e1059aa6efffb"/>
+    <w:p>
+      <w:pPr>
+        <w:pStyle w:val="Heading2"/>
+      </w:pPr>
+      <w:r>
+        <w:t xml:space="preserve">4. ความสามารถตามตัวชี้วัด (ระดับ 1–4)</w:t>
       </w:r>
     </w:p>
     <w:tbl>
@@ -834,33 +929,33 @@
         </w:pict>
       </w:r>
     </w:p>
-    <w:bookmarkEnd w:id="23"/>
-    <w:bookmarkStart w:id="24" w:name="X55d9f7b455e90ab5d460b6b334f6de5e1bf949a"/>
+    <w:bookmarkEnd w:id="24"/>
+    <w:bookmarkStart w:id="25" w:name="X770dcdd1ecc75079cdea15c9b2e631219a6ec54"/>
     <w:p>
       <w:pPr>
         <w:pStyle w:val="Heading2"/>
       </w:pPr>
       <w:r>
-        <w:t xml:space="preserve">4. หลักฐานรายบุคคลที่ควรแนบ</w:t>
+        <w:t xml:space="preserve">5. หลักฐานรายบุคคลที่ควรแนบ</w:t>
       </w:r>
     </w:p>
     <w:p>
       <w:pPr>
         <w:numPr>
           <w:ilvl w:val="0"/>
-          <w:numId w:val="1001"/>
+          <w:numId w:val="1002"/>
         </w:numPr>
         <w:pStyle w:val="Compact"/>
       </w:pPr>
       <w:r>
-        <w:t xml:space="preserve">☐ ผล Pre/Post จากระบบ</w:t>
+        <w:t xml:space="preserve">☐ ผล Pre/Post</w:t>
       </w:r>
     </w:p>
     <w:p>
       <w:pPr>
         <w:numPr>
           <w:ilvl w:val="0"/>
-          <w:numId w:val="1001"/>
+          <w:numId w:val="1002"/>
         </w:numPr>
         <w:pStyle w:val="Compact"/>
       </w:pPr>
@@ -872,43 +967,55 @@
       <w:pPr>
         <w:numPr>
           <w:ilvl w:val="0"/>
-          <w:numId w:val="1001"/>
+          <w:numId w:val="1002"/>
         </w:numPr>
         <w:pStyle w:val="Compact"/>
       </w:pPr>
       <w:r>
-        <w:t xml:space="preserve">☐ ส่วนที่รับผิดชอบใน Station</w:t>
+        <w:t xml:space="preserve">☐ พฤติกรรมใน Station</w:t>
       </w:r>
     </w:p>
     <w:p>
       <w:pPr>
         <w:numPr>
           <w:ilvl w:val="0"/>
-          <w:numId w:val="1001"/>
+          <w:numId w:val="1002"/>
         </w:numPr>
         <w:pStyle w:val="Compact"/>
       </w:pPr>
       <w:r>
-        <w:t xml:space="preserve">☐ Challenge Before/After</w:t>
+        <w:t xml:space="preserve">☐ การมีส่วนร่วมใน Mentimeter discussion</w:t>
       </w:r>
     </w:p>
     <w:p>
       <w:pPr>
         <w:numPr>
           <w:ilvl w:val="0"/>
-          <w:numId w:val="1001"/>
+          <w:numId w:val="1002"/>
         </w:numPr>
         <w:pStyle w:val="Compact"/>
       </w:pPr>
       <w:r>
-        <w:t xml:space="preserve">☐ Application Design Card</w:t>
+        <w:t xml:space="preserve">☐ Challenge Before/After</w:t>
       </w:r>
     </w:p>
     <w:p>
       <w:pPr>
         <w:numPr>
           <w:ilvl w:val="0"/>
-          <w:numId w:val="1001"/>
+          <w:numId w:val="1002"/>
+        </w:numPr>
+        <w:pStyle w:val="Compact"/>
+      </w:pPr>
+      <w:r>
+        <w:t xml:space="preserve">☐ Application Design Card</w:t>
+      </w:r>
+    </w:p>
+    <w:p>
+      <w:pPr>
+        <w:numPr>
+          <w:ilvl w:val="0"/>
+          <w:numId w:val="1002"/>
         </w:numPr>
         <w:pStyle w:val="Compact"/>
       </w:pPr>
@@ -923,14 +1030,14 @@
         </w:pict>
       </w:r>
     </w:p>
-    <w:bookmarkEnd w:id="24"/>
-    <w:bookmarkStart w:id="25" w:name="X101ea72fcbaaf87ed51845b23797ce31764f35d"/>
+    <w:bookmarkEnd w:id="25"/>
+    <w:bookmarkStart w:id="26" w:name="X7ebcc2002c8533d8582a791acfc7d500c9e93ed"/>
     <w:p>
       <w:pPr>
         <w:pStyle w:val="Heading2"/>
       </w:pPr>
       <w:r>
-        <w:t xml:space="preserve">5. Reflection ผู้เรียน</w:t>
+        <w:t xml:space="preserve">6. Reflection ผู้เรียน</w:t>
       </w:r>
     </w:p>
     <w:p>
@@ -941,7 +1048,7 @@
         <w:t xml:space="preserve">สิ่งที่ฉันเข้าใจเพิ่มขึ้น:</w:t>
       </w:r>
       <w:r>
-        <w:t xml:space="preserve"> </w:t>
+        <w:br/>
       </w:r>
       <w:r>
         <w:t xml:space="preserve">....................................................................................</w:t>
@@ -952,10 +1059,24 @@
         <w:pStyle w:val="BodyText"/>
       </w:pPr>
       <w:r>
+        <w:t xml:space="preserve">คำตอบหรือผล Mentimeter ใดทำให้ฉันคิดใหม่/ถามต่อ:</w:t>
+      </w:r>
+      <w:r>
+        <w:br/>
+      </w:r>
+      <w:r>
+        <w:t xml:space="preserve">....................................................................................</w:t>
+      </w:r>
+    </w:p>
+    <w:p>
+      <w:pPr>
+        <w:pStyle w:val="BodyText"/>
+      </w:pPr>
+      <w:r>
         <w:t xml:space="preserve">หลักฐานที่ทำให้ฉันเปลี่ยนความคิด:</w:t>
       </w:r>
       <w:r>
-        <w:t xml:space="preserve"> </w:t>
+        <w:br/>
       </w:r>
       <w:r>
         <w:t xml:space="preserve">....................................................................................</w:t>
@@ -969,14 +1090,14 @@
         <w:t xml:space="preserve">ถ้าพัฒนาต้นแบบต่อ ฉันจะ:</w:t>
       </w:r>
       <w:r>
-        <w:t xml:space="preserve"> </w:t>
+        <w:br/>
       </w:r>
       <w:r>
         <w:t xml:space="preserve">....................................................................................</w:t>
       </w:r>
     </w:p>
-    <w:bookmarkEnd w:id="25"/>
     <w:bookmarkEnd w:id="26"/>
+    <w:bookmarkEnd w:id="27"/>
     <w:sectPr/>
   </w:body>
 </w:document>
@@ -1163,6 +1284,9 @@
     <w:abstractNumId w:val="990"/>
   </w:num>
   <w:num w:numId="1001">
+    <w:abstractNumId w:val="991"/>
+  </w:num>
+  <w:num w:numId="1002">
     <w:abstractNumId w:val="991"/>
   </w:num>
 </w:numbering>
